--- a/Bitacoras de trabajo/Bitacora del Sprint 5 corregida 27 04.docx
+++ b/Bitacoras de trabajo/Bitacora del Sprint 5 corregida 27 04.docx
@@ -630,8 +630,22 @@
                 <w:lang w:eastAsia="es-MX"/>
                 <w14:ligatures w14:val="none"/>
               </w:rPr>
-              <w:t xml:space="preserve"> Chavez</w:t>
-            </w:r>
+              <w:t xml:space="preserve"> </w:t>
+            </w:r>
+            <w:proofErr w:type="spellStart"/>
+            <w:r>
+              <w:rPr>
+                <w:rFonts w:ascii="Helvetica Neue" w:eastAsia="Times New Roman" w:hAnsi="Helvetica Neue" w:cs="Times New Roman"/>
+                <w:color w:val="000000"/>
+                <w:kern w:val="0"/>
+                <w:sz w:val="15"/>
+                <w:szCs w:val="15"/>
+                <w:lang w:eastAsia="es-MX"/>
+                <w14:ligatures w14:val="none"/>
+              </w:rPr>
+              <w:t>Chavez</w:t>
+            </w:r>
+            <w:proofErr w:type="spellEnd"/>
             <w:r>
               <w:rPr>
                 <w:rFonts w:ascii="Helvetica Neue" w:eastAsia="Times New Roman" w:hAnsi="Helvetica Neue" w:cs="Times New Roman"/>
@@ -1611,7 +1625,33 @@
                 <w:lang w:eastAsia="es-MX"/>
                 <w14:ligatures w14:val="none"/>
               </w:rPr>
-              <w:t>Se diseño todo el sitio web (HTML y CSS)</w:t>
+              <w:t xml:space="preserve">Se </w:t>
+            </w:r>
+            <w:proofErr w:type="spellStart"/>
+            <w:r>
+              <w:rPr>
+                <w:rFonts w:ascii="Helvetica Neue" w:eastAsia="Times New Roman" w:hAnsi="Helvetica Neue" w:cs="Times New Roman"/>
+                <w:color w:val="000000" w:themeColor="text1"/>
+                <w:kern w:val="0"/>
+                <w:sz w:val="15"/>
+                <w:szCs w:val="15"/>
+                <w:lang w:eastAsia="es-MX"/>
+                <w14:ligatures w14:val="none"/>
+              </w:rPr>
+              <w:t>diseño</w:t>
+            </w:r>
+            <w:proofErr w:type="spellEnd"/>
+            <w:r>
+              <w:rPr>
+                <w:rFonts w:ascii="Helvetica Neue" w:eastAsia="Times New Roman" w:hAnsi="Helvetica Neue" w:cs="Times New Roman"/>
+                <w:color w:val="000000" w:themeColor="text1"/>
+                <w:kern w:val="0"/>
+                <w:sz w:val="15"/>
+                <w:szCs w:val="15"/>
+                <w:lang w:eastAsia="es-MX"/>
+                <w14:ligatures w14:val="none"/>
+              </w:rPr>
+              <w:t xml:space="preserve"> todo el sitio web (HTML y CSS)</w:t>
             </w:r>
           </w:p>
         </w:tc>
@@ -3741,8 +3781,6 @@
             </w:r>
           </w:p>
         </w:tc>
-        <w:bookmarkStart w:id="0" w:name="_GoBack"/>
-        <w:bookmarkEnd w:id="0"/>
       </w:tr>
       <w:tr>
         <w:trPr>
@@ -3838,7 +3876,33 @@
                 <w:lang w:eastAsia="es-MX"/>
                 <w14:ligatures w14:val="none"/>
               </w:rPr>
-              <w:t xml:space="preserve">Ver en que otras cosas </w:t>
+              <w:t xml:space="preserve">Ver en </w:t>
+            </w:r>
+            <w:proofErr w:type="spellStart"/>
+            <w:r>
+              <w:rPr>
+                <w:rFonts w:ascii="Helvetica Neue" w:eastAsia="Times New Roman" w:hAnsi="Helvetica Neue" w:cs="Times New Roman"/>
+                <w:color w:val="000000" w:themeColor="text1"/>
+                <w:kern w:val="0"/>
+                <w:sz w:val="15"/>
+                <w:szCs w:val="15"/>
+                <w:lang w:eastAsia="es-MX"/>
+                <w14:ligatures w14:val="none"/>
+              </w:rPr>
+              <w:t>que</w:t>
+            </w:r>
+            <w:proofErr w:type="spellEnd"/>
+            <w:r>
+              <w:rPr>
+                <w:rFonts w:ascii="Helvetica Neue" w:eastAsia="Times New Roman" w:hAnsi="Helvetica Neue" w:cs="Times New Roman"/>
+                <w:color w:val="000000" w:themeColor="text1"/>
+                <w:kern w:val="0"/>
+                <w:sz w:val="15"/>
+                <w:szCs w:val="15"/>
+                <w:lang w:eastAsia="es-MX"/>
+                <w14:ligatures w14:val="none"/>
+              </w:rPr>
+              <w:t xml:space="preserve"> otras cosas </w:t>
             </w:r>
             <w:r>
               <w:rPr>
@@ -4149,6 +4213,7 @@
                 <w14:ligatures w14:val="none"/>
               </w:rPr>
             </w:pPr>
+            <w:proofErr w:type="spellStart"/>
             <w:r>
               <w:rPr>
                 <w:rFonts w:ascii="Helvetica Neue" w:eastAsia="Times New Roman" w:hAnsi="Helvetica Neue" w:cs="Times New Roman"/>
@@ -4161,7 +4226,22 @@
                 <w:lang w:eastAsia="es-MX"/>
                 <w14:ligatures w14:val="none"/>
               </w:rPr>
-              <w:t xml:space="preserve">Jasmyn </w:t>
+              <w:t>Jasmyn</w:t>
+            </w:r>
+            <w:proofErr w:type="spellEnd"/>
+            <w:r>
+              <w:rPr>
+                <w:rFonts w:ascii="Helvetica Neue" w:eastAsia="Times New Roman" w:hAnsi="Helvetica Neue" w:cs="Times New Roman"/>
+                <w:b/>
+                <w:bCs/>
+                <w:color w:val="000000" w:themeColor="text1"/>
+                <w:kern w:val="0"/>
+                <w:sz w:val="15"/>
+                <w:szCs w:val="15"/>
+                <w:lang w:eastAsia="es-MX"/>
+                <w14:ligatures w14:val="none"/>
+              </w:rPr>
+              <w:t xml:space="preserve"> </w:t>
             </w:r>
           </w:p>
           <w:p>
@@ -4914,8 +4994,24 @@
                 <w:lang w:eastAsia="es-MX"/>
                 <w14:ligatures w14:val="none"/>
               </w:rPr>
-              <w:t>problemas el lunes ya que hubo cambios en el codecheck</w:t>
-            </w:r>
+              <w:t xml:space="preserve">problemas el lunes ya que hubo cambios en el </w:t>
+            </w:r>
+            <w:proofErr w:type="spellStart"/>
+            <w:r>
+              <w:rPr>
+                <w:rFonts w:ascii="Helvetica Neue" w:eastAsia="Times New Roman" w:hAnsi="Helvetica Neue" w:cs="Times New Roman"/>
+                <w:b/>
+                <w:bCs/>
+                <w:color w:val="000000"/>
+                <w:kern w:val="0"/>
+                <w:sz w:val="15"/>
+                <w:szCs w:val="15"/>
+                <w:lang w:eastAsia="es-MX"/>
+                <w14:ligatures w14:val="none"/>
+              </w:rPr>
+              <w:t>codecheck</w:t>
+            </w:r>
+            <w:proofErr w:type="spellEnd"/>
             <w:r>
               <w:rPr>
                 <w:rFonts w:ascii="Helvetica Neue" w:eastAsia="Times New Roman" w:hAnsi="Helvetica Neue" w:cs="Times New Roman"/>
@@ -4981,7 +5077,33 @@
                 <w:lang w:eastAsia="es-MX"/>
                 <w14:ligatures w14:val="none"/>
               </w:rPr>
-              <w:t>Revisión en codecheck y solucionamos el problema</w:t>
+              <w:t xml:space="preserve">Revisión en </w:t>
+            </w:r>
+            <w:proofErr w:type="spellStart"/>
+            <w:r>
+              <w:rPr>
+                <w:rFonts w:ascii="Helvetica Neue" w:eastAsia="Times New Roman" w:hAnsi="Helvetica Neue" w:cs="Times New Roman"/>
+                <w:color w:val="000000"/>
+                <w:kern w:val="0"/>
+                <w:sz w:val="15"/>
+                <w:szCs w:val="15"/>
+                <w:lang w:eastAsia="es-MX"/>
+                <w14:ligatures w14:val="none"/>
+              </w:rPr>
+              <w:t>codecheck</w:t>
+            </w:r>
+            <w:proofErr w:type="spellEnd"/>
+            <w:r>
+              <w:rPr>
+                <w:rFonts w:ascii="Helvetica Neue" w:eastAsia="Times New Roman" w:hAnsi="Helvetica Neue" w:cs="Times New Roman"/>
+                <w:color w:val="000000"/>
+                <w:kern w:val="0"/>
+                <w:sz w:val="15"/>
+                <w:szCs w:val="15"/>
+                <w:lang w:eastAsia="es-MX"/>
+                <w14:ligatures w14:val="none"/>
+              </w:rPr>
+              <w:t xml:space="preserve"> y solucionamos el problema</w:t>
             </w:r>
           </w:p>
         </w:tc>
@@ -6031,8 +6153,21 @@
                 <w:lang w:eastAsia="es-MX"/>
                 <w14:ligatures w14:val="none"/>
               </w:rPr>
-              <w:t>HTML, CSS, y servidor FTP con FileZilla</w:t>
-            </w:r>
+              <w:t xml:space="preserve">HTML, CSS, y servidor FTP con </w:t>
+            </w:r>
+            <w:proofErr w:type="spellStart"/>
+            <w:r>
+              <w:rPr>
+                <w:rFonts w:ascii="Times New Roman" w:eastAsia="Times New Roman" w:hAnsi="Times New Roman" w:cs="Times New Roman"/>
+                <w:kern w:val="0"/>
+                <w:sz w:val="16"/>
+                <w:szCs w:val="16"/>
+                <w:lang w:eastAsia="es-MX"/>
+                <w14:ligatures w14:val="none"/>
+              </w:rPr>
+              <w:t>FileZilla</w:t>
+            </w:r>
+            <w:proofErr w:type="spellEnd"/>
           </w:p>
         </w:tc>
         <w:tc>
@@ -6126,7 +6261,19 @@
                 <w:lang w:eastAsia="es-MX"/>
                 <w14:ligatures w14:val="none"/>
               </w:rPr>
-              <w:t xml:space="preserve"> e implemen</w:t>
+              <w:t xml:space="preserve"> e </w:t>
+            </w:r>
+            <w:proofErr w:type="spellStart"/>
+            <w:r>
+              <w:rPr>
+                <w:rFonts w:ascii="Times New Roman" w:eastAsia="Times New Roman" w:hAnsi="Times New Roman" w:cs="Times New Roman"/>
+                <w:kern w:val="0"/>
+                <w:sz w:val="16"/>
+                <w:szCs w:val="16"/>
+                <w:lang w:eastAsia="es-MX"/>
+                <w14:ligatures w14:val="none"/>
+              </w:rPr>
+              <w:t>implemen</w:t>
             </w:r>
             <w:r>
               <w:rPr>
@@ -6148,7 +6295,19 @@
                 <w:lang w:eastAsia="es-MX"/>
                 <w14:ligatures w14:val="none"/>
               </w:rPr>
-              <w:t xml:space="preserve">tar </w:t>
+              <w:t>tar</w:t>
+            </w:r>
+            <w:proofErr w:type="spellEnd"/>
+            <w:r>
+              <w:rPr>
+                <w:rFonts w:ascii="Times New Roman" w:eastAsia="Times New Roman" w:hAnsi="Times New Roman" w:cs="Times New Roman"/>
+                <w:kern w:val="0"/>
+                <w:sz w:val="16"/>
+                <w:szCs w:val="16"/>
+                <w:lang w:eastAsia="es-MX"/>
+                <w14:ligatures w14:val="none"/>
+              </w:rPr>
+              <w:t xml:space="preserve"> </w:t>
             </w:r>
             <w:r>
               <w:rPr>
@@ -6658,6 +6817,7 @@
                 <w14:ligatures w14:val="none"/>
               </w:rPr>
             </w:pPr>
+            <w:proofErr w:type="spellStart"/>
             <w:r>
               <w:rPr>
                 <w:rFonts w:ascii="Helvetica Neue" w:eastAsia="Times New Roman" w:hAnsi="Helvetica Neue" w:cs="Times New Roman"/>
@@ -6670,6 +6830,7 @@
               </w:rPr>
               <w:t>Apren</w:t>
             </w:r>
+            <w:proofErr w:type="spellEnd"/>
             <w:r>
               <w:rPr>
                 <w:rFonts w:ascii="Helvetica Neue" w:eastAsia="Times New Roman" w:hAnsi="Helvetica Neue" w:cs="Times New Roman"/>
@@ -6825,8 +6986,21 @@
                 <w:lang w:eastAsia="es-MX"/>
                 <w14:ligatures w14:val="none"/>
               </w:rPr>
-              <w:t>Seguir aprendien</w:t>
-            </w:r>
+              <w:t xml:space="preserve">Seguir </w:t>
+            </w:r>
+            <w:proofErr w:type="spellStart"/>
+            <w:r>
+              <w:rPr>
+                <w:rFonts w:ascii="Times New Roman" w:eastAsia="Times New Roman" w:hAnsi="Times New Roman" w:cs="Times New Roman"/>
+                <w:kern w:val="0"/>
+                <w:sz w:val="16"/>
+                <w:szCs w:val="16"/>
+                <w:lang w:eastAsia="es-MX"/>
+                <w14:ligatures w14:val="none"/>
+              </w:rPr>
+              <w:t>aprendien</w:t>
+            </w:r>
+            <w:proofErr w:type="spellEnd"/>
             <w:r>
               <w:rPr>
                 <w:rFonts w:ascii="Times New Roman" w:eastAsia="Times New Roman" w:hAnsi="Times New Roman" w:cs="Times New Roman"/>
@@ -7726,7 +7900,37 @@
                 <w:lang w:eastAsia="es-MX"/>
                 <w14:ligatures w14:val="none"/>
               </w:rPr>
-              <w:t>Progreso (% o emoji)</w:t>
+              <w:t xml:space="preserve">Progreso (% o </w:t>
+            </w:r>
+            <w:proofErr w:type="spellStart"/>
+            <w:r>
+              <w:rPr>
+                <w:rFonts w:ascii="Helvetica Neue" w:eastAsia="Times New Roman" w:hAnsi="Helvetica Neue" w:cs="Times New Roman"/>
+                <w:b/>
+                <w:bCs/>
+                <w:color w:val="000000"/>
+                <w:kern w:val="0"/>
+                <w:sz w:val="15"/>
+                <w:szCs w:val="15"/>
+                <w:lang w:eastAsia="es-MX"/>
+                <w14:ligatures w14:val="none"/>
+              </w:rPr>
+              <w:t>emoji</w:t>
+            </w:r>
+            <w:proofErr w:type="spellEnd"/>
+            <w:r>
+              <w:rPr>
+                <w:rFonts w:ascii="Helvetica Neue" w:eastAsia="Times New Roman" w:hAnsi="Helvetica Neue" w:cs="Times New Roman"/>
+                <w:b/>
+                <w:bCs/>
+                <w:color w:val="000000"/>
+                <w:kern w:val="0"/>
+                <w:sz w:val="15"/>
+                <w:szCs w:val="15"/>
+                <w:lang w:eastAsia="es-MX"/>
+                <w14:ligatures w14:val="none"/>
+              </w:rPr>
+              <w:t>)</w:t>
             </w:r>
           </w:p>
         </w:tc>
@@ -8454,7 +8658,31 @@
                 <w:lang w:eastAsia="es-MX"/>
                 <w14:ligatures w14:val="none"/>
               </w:rPr>
-              <w:t>lo correspon-dien</w:t>
+              <w:t xml:space="preserve">lo </w:t>
+            </w:r>
+            <w:proofErr w:type="spellStart"/>
+            <w:r>
+              <w:rPr>
+                <w:rFonts w:ascii="Times New Roman" w:eastAsia="Times New Roman" w:hAnsi="Times New Roman" w:cs="Times New Roman"/>
+                <w:kern w:val="0"/>
+                <w:sz w:val="15"/>
+                <w:szCs w:val="15"/>
+                <w:lang w:eastAsia="es-MX"/>
+                <w14:ligatures w14:val="none"/>
+              </w:rPr>
+              <w:t>correspon</w:t>
+            </w:r>
+            <w:proofErr w:type="spellEnd"/>
+            <w:r>
+              <w:rPr>
+                <w:rFonts w:ascii="Times New Roman" w:eastAsia="Times New Roman" w:hAnsi="Times New Roman" w:cs="Times New Roman"/>
+                <w:kern w:val="0"/>
+                <w:sz w:val="15"/>
+                <w:szCs w:val="15"/>
+                <w:lang w:eastAsia="es-MX"/>
+                <w14:ligatures w14:val="none"/>
+              </w:rPr>
+              <w:t>-dien</w:t>
             </w:r>
             <w:r>
               <w:rPr>
@@ -8674,16 +8902,29 @@
               </w:rPr>
               <w:t>-</w:t>
             </w:r>
-            <w:r>
-              <w:rPr>
-                <w:rFonts w:ascii="Times New Roman" w:eastAsia="Times New Roman" w:hAnsi="Times New Roman" w:cs="Times New Roman"/>
-                <w:kern w:val="0"/>
-                <w:sz w:val="15"/>
-                <w:szCs w:val="15"/>
-                <w:lang w:eastAsia="es-MX"/>
-                <w14:ligatures w14:val="none"/>
-              </w:rPr>
-              <w:t>ción de JS</w:t>
+            <w:proofErr w:type="spellStart"/>
+            <w:r>
+              <w:rPr>
+                <w:rFonts w:ascii="Times New Roman" w:eastAsia="Times New Roman" w:hAnsi="Times New Roman" w:cs="Times New Roman"/>
+                <w:kern w:val="0"/>
+                <w:sz w:val="15"/>
+                <w:szCs w:val="15"/>
+                <w:lang w:eastAsia="es-MX"/>
+                <w14:ligatures w14:val="none"/>
+              </w:rPr>
+              <w:t>ción</w:t>
+            </w:r>
+            <w:proofErr w:type="spellEnd"/>
+            <w:r>
+              <w:rPr>
+                <w:rFonts w:ascii="Times New Roman" w:eastAsia="Times New Roman" w:hAnsi="Times New Roman" w:cs="Times New Roman"/>
+                <w:kern w:val="0"/>
+                <w:sz w:val="15"/>
+                <w:szCs w:val="15"/>
+                <w:lang w:eastAsia="es-MX"/>
+                <w14:ligatures w14:val="none"/>
+              </w:rPr>
+              <w:t xml:space="preserve"> de JS</w:t>
             </w:r>
           </w:p>
         </w:tc>
@@ -9468,6 +9709,7 @@
                 <w14:ligatures w14:val="none"/>
               </w:rPr>
             </w:pPr>
+            <w:bookmarkStart w:id="0" w:name="_GoBack"/>
             <w:r>
               <w:rPr>
                 <w:rFonts w:ascii="Times New Roman" w:eastAsia="Times New Roman" w:hAnsi="Times New Roman" w:cs="Times New Roman"/>
@@ -9477,9 +9719,9 @@
                 <w14:ligatures w14:val="none"/>
               </w:rPr>
               <w:drawing>
-                <wp:inline distT="0" distB="0" distL="0" distR="0" wp14:anchorId="043F9E74" wp14:editId="6B7A6574">
-                  <wp:extent cx="734190" cy="969900"/>
-                  <wp:effectExtent l="0" t="0" r="8890" b="1905"/>
+                <wp:inline distT="0" distB="0" distL="0" distR="0" wp14:anchorId="043F9E74" wp14:editId="691C5761">
+                  <wp:extent cx="980237" cy="1294940"/>
+                  <wp:effectExtent l="0" t="0" r="0" b="635"/>
                   <wp:docPr id="25" name="Imagen 25"/>
                   <wp:cNvGraphicFramePr>
                     <a:graphicFrameLocks xmlns:a="http://schemas.openxmlformats.org/drawingml/2006/main" noChangeAspect="1"/>
@@ -9509,7 +9751,7 @@
                         <pic:spPr bwMode="auto">
                           <a:xfrm>
                             <a:off x="0" y="0"/>
-                            <a:ext cx="755060" cy="997470"/>
+                            <a:ext cx="1026031" cy="1355436"/>
                           </a:xfrm>
                           <a:prstGeom prst="rect">
                             <a:avLst/>
@@ -9525,17 +9767,7 @@
                 </wp:inline>
               </w:drawing>
             </w:r>
-          </w:p>
-          <w:p>
-            <w:pPr>
-              <w:spacing w:after="0" w:line="240" w:lineRule="auto"/>
-              <w:rPr>
-                <w:rFonts w:ascii="Times New Roman" w:eastAsia="Times New Roman" w:hAnsi="Times New Roman" w:cs="Times New Roman"/>
-                <w:kern w:val="0"/>
-                <w:lang w:eastAsia="es-MX"/>
-                <w14:ligatures w14:val="none"/>
-              </w:rPr>
-            </w:pPr>
+            <w:bookmarkEnd w:id="0"/>
           </w:p>
         </w:tc>
         <w:tc>
@@ -9965,7 +10197,37 @@
                 <w:lang w:eastAsia="es-MX"/>
                 <w14:ligatures w14:val="none"/>
               </w:rPr>
-              <w:t>Progreso (% o emoji)</w:t>
+              <w:t xml:space="preserve">Progreso (% o </w:t>
+            </w:r>
+            <w:proofErr w:type="spellStart"/>
+            <w:r>
+              <w:rPr>
+                <w:rFonts w:ascii="Helvetica Neue" w:eastAsia="Times New Roman" w:hAnsi="Helvetica Neue" w:cs="Times New Roman"/>
+                <w:b/>
+                <w:bCs/>
+                <w:color w:val="000000"/>
+                <w:kern w:val="0"/>
+                <w:sz w:val="15"/>
+                <w:szCs w:val="15"/>
+                <w:lang w:eastAsia="es-MX"/>
+                <w14:ligatures w14:val="none"/>
+              </w:rPr>
+              <w:t>emoji</w:t>
+            </w:r>
+            <w:proofErr w:type="spellEnd"/>
+            <w:r>
+              <w:rPr>
+                <w:rFonts w:ascii="Helvetica Neue" w:eastAsia="Times New Roman" w:hAnsi="Helvetica Neue" w:cs="Times New Roman"/>
+                <w:b/>
+                <w:bCs/>
+                <w:color w:val="000000"/>
+                <w:kern w:val="0"/>
+                <w:sz w:val="15"/>
+                <w:szCs w:val="15"/>
+                <w:lang w:eastAsia="es-MX"/>
+                <w14:ligatures w14:val="none"/>
+              </w:rPr>
+              <w:t>)</w:t>
             </w:r>
           </w:p>
         </w:tc>
@@ -10629,7 +10891,31 @@
                 <w:lang w:eastAsia="es-MX"/>
                 <w14:ligatures w14:val="none"/>
               </w:rPr>
-              <w:t>Aprendí las funciones que se me habían olvidado, aportade ayudan</w:t>
+              <w:t xml:space="preserve">Aprendí las funciones que se me habían olvidado, </w:t>
+            </w:r>
+            <w:proofErr w:type="spellStart"/>
+            <w:r>
+              <w:rPr>
+                <w:rFonts w:ascii="Times New Roman" w:eastAsia="Times New Roman" w:hAnsi="Times New Roman" w:cs="Times New Roman"/>
+                <w:kern w:val="0"/>
+                <w:sz w:val="15"/>
+                <w:szCs w:val="15"/>
+                <w:lang w:eastAsia="es-MX"/>
+                <w14:ligatures w14:val="none"/>
+              </w:rPr>
+              <w:t>aportade</w:t>
+            </w:r>
+            <w:proofErr w:type="spellEnd"/>
+            <w:r>
+              <w:rPr>
+                <w:rFonts w:ascii="Times New Roman" w:eastAsia="Times New Roman" w:hAnsi="Times New Roman" w:cs="Times New Roman"/>
+                <w:kern w:val="0"/>
+                <w:sz w:val="15"/>
+                <w:szCs w:val="15"/>
+                <w:lang w:eastAsia="es-MX"/>
+                <w14:ligatures w14:val="none"/>
+              </w:rPr>
+              <w:t xml:space="preserve"> ayudan</w:t>
             </w:r>
             <w:r>
               <w:rPr>
@@ -11842,7 +12128,33 @@
                 <w:lang w:eastAsia="es-MX"/>
                 <w14:ligatures w14:val="none"/>
               </w:rPr>
-              <w:t xml:space="preserve">Se adapto el sitio sin ninguna dificultad </w:t>
+              <w:t xml:space="preserve">Se </w:t>
+            </w:r>
+            <w:proofErr w:type="spellStart"/>
+            <w:r>
+              <w:rPr>
+                <w:rFonts w:ascii="Helvetica Neue" w:eastAsia="Times New Roman" w:hAnsi="Helvetica Neue" w:cs="Times New Roman"/>
+                <w:color w:val="000000"/>
+                <w:kern w:val="0"/>
+                <w:sz w:val="15"/>
+                <w:szCs w:val="15"/>
+                <w:lang w:eastAsia="es-MX"/>
+                <w14:ligatures w14:val="none"/>
+              </w:rPr>
+              <w:t>adapto</w:t>
+            </w:r>
+            <w:proofErr w:type="spellEnd"/>
+            <w:r>
+              <w:rPr>
+                <w:rFonts w:ascii="Helvetica Neue" w:eastAsia="Times New Roman" w:hAnsi="Helvetica Neue" w:cs="Times New Roman"/>
+                <w:color w:val="000000"/>
+                <w:kern w:val="0"/>
+                <w:sz w:val="15"/>
+                <w:szCs w:val="15"/>
+                <w:lang w:eastAsia="es-MX"/>
+                <w14:ligatures w14:val="none"/>
+              </w:rPr>
+              <w:t xml:space="preserve"> el sitio sin ninguna dificultad </w:t>
             </w:r>
           </w:p>
         </w:tc>
@@ -11991,8 +12303,30 @@
         <w:rPr>
           <w:lang w:eastAsia="es-MX"/>
         </w:rPr>
-        <w:t>s Hernandez Chavez</w:t>
+        <w:t xml:space="preserve">s </w:t>
       </w:r>
+      <w:proofErr w:type="spellStart"/>
+      <w:r>
+        <w:rPr>
+          <w:lang w:eastAsia="es-MX"/>
+        </w:rPr>
+        <w:t>Hernandez</w:t>
+      </w:r>
+      <w:proofErr w:type="spellEnd"/>
+      <w:r>
+        <w:rPr>
+          <w:lang w:eastAsia="es-MX"/>
+        </w:rPr>
+        <w:t xml:space="preserve"> </w:t>
+      </w:r>
+      <w:proofErr w:type="spellStart"/>
+      <w:r>
+        <w:rPr>
+          <w:lang w:eastAsia="es-MX"/>
+        </w:rPr>
+        <w:t>Chavez</w:t>
+      </w:r>
+      <w:proofErr w:type="spellEnd"/>
       <w:r>
         <w:rPr>
           <w:lang w:eastAsia="es-MX"/>
@@ -12254,7 +12588,37 @@
                 <w:lang w:eastAsia="es-MX"/>
                 <w14:ligatures w14:val="none"/>
               </w:rPr>
-              <w:t>Progreso (% o emoji)</w:t>
+              <w:t xml:space="preserve">Progreso (% o </w:t>
+            </w:r>
+            <w:proofErr w:type="spellStart"/>
+            <w:r>
+              <w:rPr>
+                <w:rFonts w:ascii="Helvetica Neue" w:eastAsia="Times New Roman" w:hAnsi="Helvetica Neue" w:cs="Times New Roman"/>
+                <w:b/>
+                <w:bCs/>
+                <w:color w:val="000000"/>
+                <w:kern w:val="0"/>
+                <w:sz w:val="15"/>
+                <w:szCs w:val="15"/>
+                <w:lang w:eastAsia="es-MX"/>
+                <w14:ligatures w14:val="none"/>
+              </w:rPr>
+              <w:t>emoji</w:t>
+            </w:r>
+            <w:proofErr w:type="spellEnd"/>
+            <w:r>
+              <w:rPr>
+                <w:rFonts w:ascii="Helvetica Neue" w:eastAsia="Times New Roman" w:hAnsi="Helvetica Neue" w:cs="Times New Roman"/>
+                <w:b/>
+                <w:bCs/>
+                <w:color w:val="000000"/>
+                <w:kern w:val="0"/>
+                <w:sz w:val="15"/>
+                <w:szCs w:val="15"/>
+                <w:lang w:eastAsia="es-MX"/>
+                <w14:ligatures w14:val="none"/>
+              </w:rPr>
+              <w:t>)</w:t>
             </w:r>
           </w:p>
           <w:p>
@@ -13004,7 +13368,31 @@
                 <w:lang w:eastAsia="es-MX"/>
                 <w14:ligatures w14:val="none"/>
               </w:rPr>
-              <w:t xml:space="preserve">Aprendí un poco ya que el codecheck nos decía que agregar y </w:t>
+              <w:t xml:space="preserve">Aprendí un poco ya que el </w:t>
+            </w:r>
+            <w:proofErr w:type="spellStart"/>
+            <w:r>
+              <w:rPr>
+                <w:rFonts w:ascii="Times New Roman" w:eastAsia="Times New Roman" w:hAnsi="Times New Roman" w:cs="Times New Roman"/>
+                <w:kern w:val="0"/>
+                <w:sz w:val="15"/>
+                <w:szCs w:val="15"/>
+                <w:lang w:eastAsia="es-MX"/>
+                <w14:ligatures w14:val="none"/>
+              </w:rPr>
+              <w:t>codecheck</w:t>
+            </w:r>
+            <w:proofErr w:type="spellEnd"/>
+            <w:r>
+              <w:rPr>
+                <w:rFonts w:ascii="Times New Roman" w:eastAsia="Times New Roman" w:hAnsi="Times New Roman" w:cs="Times New Roman"/>
+                <w:kern w:val="0"/>
+                <w:sz w:val="15"/>
+                <w:szCs w:val="15"/>
+                <w:lang w:eastAsia="es-MX"/>
+                <w14:ligatures w14:val="none"/>
+              </w:rPr>
+              <w:t xml:space="preserve"> nos decía que agregar y </w:t>
             </w:r>
             <w:r>
               <w:rPr>
@@ -14377,11 +14765,19 @@
         </w:rPr>
         <w:t>[</w:t>
       </w:r>
+      <w:proofErr w:type="spellStart"/>
       <w:r>
         <w:rPr>
           <w:lang w:eastAsia="es-MX"/>
         </w:rPr>
-        <w:t>Jasmyn Magdaleno Vega</w:t>
+        <w:t>Jasmyn</w:t>
+      </w:r>
+      <w:proofErr w:type="spellEnd"/>
+      <w:r>
+        <w:rPr>
+          <w:lang w:eastAsia="es-MX"/>
+        </w:rPr>
+        <w:t xml:space="preserve"> Magdaleno Vega</w:t>
       </w:r>
       <w:r>
         <w:rPr>
@@ -14643,7 +15039,37 @@
                 <w:lang w:eastAsia="es-MX"/>
                 <w14:ligatures w14:val="none"/>
               </w:rPr>
-              <w:t>Progreso (% o emoji)</w:t>
+              <w:t xml:space="preserve">Progreso (% o </w:t>
+            </w:r>
+            <w:proofErr w:type="spellStart"/>
+            <w:r>
+              <w:rPr>
+                <w:rFonts w:ascii="Helvetica Neue" w:eastAsia="Times New Roman" w:hAnsi="Helvetica Neue" w:cs="Times New Roman"/>
+                <w:b/>
+                <w:bCs/>
+                <w:color w:val="000000"/>
+                <w:kern w:val="0"/>
+                <w:sz w:val="15"/>
+                <w:szCs w:val="15"/>
+                <w:lang w:eastAsia="es-MX"/>
+                <w14:ligatures w14:val="none"/>
+              </w:rPr>
+              <w:t>emoji</w:t>
+            </w:r>
+            <w:proofErr w:type="spellEnd"/>
+            <w:r>
+              <w:rPr>
+                <w:rFonts w:ascii="Helvetica Neue" w:eastAsia="Times New Roman" w:hAnsi="Helvetica Neue" w:cs="Times New Roman"/>
+                <w:b/>
+                <w:bCs/>
+                <w:color w:val="000000"/>
+                <w:kern w:val="0"/>
+                <w:sz w:val="15"/>
+                <w:szCs w:val="15"/>
+                <w:lang w:eastAsia="es-MX"/>
+                <w14:ligatures w14:val="none"/>
+              </w:rPr>
+              <w:t>)</w:t>
             </w:r>
           </w:p>
         </w:tc>
@@ -15797,7 +16223,25 @@
                   <w:sz w:val="15"/>
                   <w:szCs w:val="15"/>
                 </w:rPr>
-                <w:t xml:space="preserve"> Crea Gráficas Circulares o de Tarta utilizando JFreeChart en Java </w:t>
+                <w:t xml:space="preserve"> Crea Gráficas Circulares o de Tarta utilizando </w:t>
+              </w:r>
+              <w:proofErr w:type="spellStart"/>
+              <w:r>
+                <w:rPr>
+                  <w:rStyle w:val="Hipervnculo"/>
+                  <w:sz w:val="15"/>
+                  <w:szCs w:val="15"/>
+                </w:rPr>
+                <w:t>JFreeChart</w:t>
+              </w:r>
+              <w:proofErr w:type="spellEnd"/>
+              <w:r>
+                <w:rPr>
+                  <w:rStyle w:val="Hipervnculo"/>
+                  <w:sz w:val="15"/>
+                  <w:szCs w:val="15"/>
+                </w:rPr>
+                <w:t xml:space="preserve"> en Java </w:t>
               </w:r>
               <w:r>
                 <w:rPr>
@@ -16404,7 +16848,19 @@
                 <w:lang w:eastAsia="es-MX"/>
                 <w14:ligatures w14:val="none"/>
               </w:rPr>
-              <w:t>Después de las exposiciones el equipo recibió una retroalimen</w:t>
+              <w:t xml:space="preserve">Después de las exposiciones el equipo recibió una </w:t>
+            </w:r>
+            <w:proofErr w:type="spellStart"/>
+            <w:r>
+              <w:rPr>
+                <w:rFonts w:ascii="Times New Roman" w:eastAsia="Times New Roman" w:hAnsi="Times New Roman" w:cs="Times New Roman"/>
+                <w:kern w:val="0"/>
+                <w:sz w:val="15"/>
+                <w:szCs w:val="15"/>
+                <w:lang w:eastAsia="es-MX"/>
+                <w14:ligatures w14:val="none"/>
+              </w:rPr>
+              <w:t>retroalimen</w:t>
             </w:r>
             <w:r>
               <w:rPr>
@@ -16426,7 +16882,19 @@
                 <w:lang w:eastAsia="es-MX"/>
                 <w14:ligatures w14:val="none"/>
               </w:rPr>
-              <w:t xml:space="preserve">tación por parte del grupo y tratamos de mejorar el sitio para una mejor vista </w:t>
+              <w:t>tación</w:t>
+            </w:r>
+            <w:proofErr w:type="spellEnd"/>
+            <w:r>
+              <w:rPr>
+                <w:rFonts w:ascii="Times New Roman" w:eastAsia="Times New Roman" w:hAnsi="Times New Roman" w:cs="Times New Roman"/>
+                <w:kern w:val="0"/>
+                <w:sz w:val="15"/>
+                <w:szCs w:val="15"/>
+                <w:lang w:eastAsia="es-MX"/>
+                <w14:ligatures w14:val="none"/>
+              </w:rPr>
+              <w:t xml:space="preserve"> por parte del grupo y tratamos de mejorar el sitio para una mejor vista </w:t>
             </w:r>
           </w:p>
         </w:tc>
@@ -16915,7 +17383,7 @@
         <w:noProof/>
         <w:color w:val="156082" w:themeColor="accent1"/>
       </w:rPr>
-      <w:t>2</w:t>
+      <w:t>6</w:t>
     </w:r>
     <w:r>
       <w:rPr>
@@ -19233,26 +19701,6 @@
 </file>
 
 <file path=customXml/item1.xml><?xml version="1.0" encoding="utf-8"?>
-<?mso-contentType ?>
-<FormTemplates xmlns="http://schemas.microsoft.com/sharepoint/v3/contenttype/forms">
-  <Display>DocumentLibraryForm</Display>
-  <Edit>DocumentLibraryForm</Edit>
-  <New>DocumentLibraryForm</New>
-</FormTemplates>
-</file>
-
-<file path=customXml/item2.xml><?xml version="1.0" encoding="utf-8"?>
-<p:properties xmlns:p="http://schemas.microsoft.com/office/2006/metadata/properties" xmlns:xsi="http://www.w3.org/2001/XMLSchema-instance" xmlns:pc="http://schemas.microsoft.com/office/infopath/2007/PartnerControls">
-  <documentManagement>
-    <lcf76f155ced4ddcb4097134ff3c332f xmlns="505e647d-e3c0-4386-88e6-9e95e526eebd">
-      <Terms xmlns="http://schemas.microsoft.com/office/infopath/2007/PartnerControls"/>
-    </lcf76f155ced4ddcb4097134ff3c332f>
-    <TaxCatchAll xmlns="7fe6627e-5d16-4c20-a313-a1788446644c" xsi:nil="true"/>
-  </documentManagement>
-</p:properties>
-</file>
-
-<file path=customXml/item3.xml><?xml version="1.0" encoding="utf-8"?>
 <ct:contentTypeSchema xmlns:ct="http://schemas.microsoft.com/office/2006/metadata/contentType" xmlns:ma="http://schemas.microsoft.com/office/2006/metadata/properties/metaAttributes" ct:_="" ma:_="" ma:contentTypeName="Documento" ma:contentTypeID="0x010100CBC6607375231A47BC604AB7CB0B49D1" ma:contentTypeVersion="12" ma:contentTypeDescription="Crear nuevo documento." ma:contentTypeScope="" ma:versionID="df9ae785ed5747f4a4a3c546197afbac">
   <xsd:schema xmlns:xsd="http://www.w3.org/2001/XMLSchema" xmlns:xs="http://www.w3.org/2001/XMLSchema" xmlns:p="http://schemas.microsoft.com/office/2006/metadata/properties" xmlns:ns2="505e647d-e3c0-4386-88e6-9e95e526eebd" xmlns:ns3="7fe6627e-5d16-4c20-a313-a1788446644c" targetNamespace="http://schemas.microsoft.com/office/2006/metadata/properties" ma:root="true" ma:fieldsID="b8366d88c657e9f112a764128866ab33" ns2:_="" ns3:_="">
     <xsd:import namespace="505e647d-e3c0-4386-88e6-9e95e526eebd"/>
@@ -19453,30 +19901,31 @@
 </ct:contentTypeSchema>
 </file>
 
+<file path=customXml/item2.xml><?xml version="1.0" encoding="utf-8"?>
+<p:properties xmlns:p="http://schemas.microsoft.com/office/2006/metadata/properties" xmlns:xsi="http://www.w3.org/2001/XMLSchema-instance" xmlns:pc="http://schemas.microsoft.com/office/infopath/2007/PartnerControls">
+  <documentManagement>
+    <lcf76f155ced4ddcb4097134ff3c332f xmlns="505e647d-e3c0-4386-88e6-9e95e526eebd">
+      <Terms xmlns="http://schemas.microsoft.com/office/infopath/2007/PartnerControls"/>
+    </lcf76f155ced4ddcb4097134ff3c332f>
+    <TaxCatchAll xmlns="7fe6627e-5d16-4c20-a313-a1788446644c" xsi:nil="true"/>
+  </documentManagement>
+</p:properties>
+</file>
+
+<file path=customXml/item3.xml><?xml version="1.0" encoding="utf-8"?>
+<?mso-contentType ?>
+<FormTemplates xmlns="http://schemas.microsoft.com/sharepoint/v3/contenttype/forms">
+  <Display>DocumentLibraryForm</Display>
+  <Edit>DocumentLibraryForm</Edit>
+  <New>DocumentLibraryForm</New>
+</FormTemplates>
+</file>
+
 <file path=customXml/item4.xml><?xml version="1.0" encoding="utf-8"?>
 <b:Sources xmlns:b="http://schemas.openxmlformats.org/officeDocument/2006/bibliography" xmlns="http://schemas.openxmlformats.org/officeDocument/2006/bibliography" SelectedStyle="\APASixthEditionOfficeOnline.xsl" StyleName="APA" Version="6"/>
 </file>
 
 <file path=customXml/itemProps1.xml><?xml version="1.0" encoding="utf-8"?>
-<ds:datastoreItem xmlns:ds="http://schemas.openxmlformats.org/officeDocument/2006/customXml" ds:itemID="{F0D30EB6-3BB8-4E05-AC68-585898C3259A}">
-  <ds:schemaRefs>
-    <ds:schemaRef ds:uri="http://schemas.microsoft.com/sharepoint/v3/contenttype/forms"/>
-  </ds:schemaRefs>
-</ds:datastoreItem>
-</file>
-
-<file path=customXml/itemProps2.xml><?xml version="1.0" encoding="utf-8"?>
-<ds:datastoreItem xmlns:ds="http://schemas.openxmlformats.org/officeDocument/2006/customXml" ds:itemID="{9013C96E-ABA4-40BF-8DEE-663CFF7CF0DD}">
-  <ds:schemaRefs>
-    <ds:schemaRef ds:uri="http://schemas.microsoft.com/office/2006/metadata/properties"/>
-    <ds:schemaRef ds:uri="http://schemas.microsoft.com/office/infopath/2007/PartnerControls"/>
-    <ds:schemaRef ds:uri="505e647d-e3c0-4386-88e6-9e95e526eebd"/>
-    <ds:schemaRef ds:uri="7fe6627e-5d16-4c20-a313-a1788446644c"/>
-  </ds:schemaRefs>
-</ds:datastoreItem>
-</file>
-
-<file path=customXml/itemProps3.xml><?xml version="1.0" encoding="utf-8"?>
 <ds:datastoreItem xmlns:ds="http://schemas.openxmlformats.org/officeDocument/2006/customXml" ds:itemID="{FE85866C-C76C-4C38-BBD3-BA901415A518}">
   <ds:schemaRefs>
     <ds:schemaRef ds:uri="http://schemas.microsoft.com/office/2006/metadata/contentType"/>
@@ -19495,8 +19944,27 @@
 </ds:datastoreItem>
 </file>
 
+<file path=customXml/itemProps2.xml><?xml version="1.0" encoding="utf-8"?>
+<ds:datastoreItem xmlns:ds="http://schemas.openxmlformats.org/officeDocument/2006/customXml" ds:itemID="{9013C96E-ABA4-40BF-8DEE-663CFF7CF0DD}">
+  <ds:schemaRefs>
+    <ds:schemaRef ds:uri="http://schemas.microsoft.com/office/2006/metadata/properties"/>
+    <ds:schemaRef ds:uri="http://schemas.microsoft.com/office/infopath/2007/PartnerControls"/>
+    <ds:schemaRef ds:uri="505e647d-e3c0-4386-88e6-9e95e526eebd"/>
+    <ds:schemaRef ds:uri="7fe6627e-5d16-4c20-a313-a1788446644c"/>
+  </ds:schemaRefs>
+</ds:datastoreItem>
+</file>
+
+<file path=customXml/itemProps3.xml><?xml version="1.0" encoding="utf-8"?>
+<ds:datastoreItem xmlns:ds="http://schemas.openxmlformats.org/officeDocument/2006/customXml" ds:itemID="{F0D30EB6-3BB8-4E05-AC68-585898C3259A}">
+  <ds:schemaRefs>
+    <ds:schemaRef ds:uri="http://schemas.microsoft.com/sharepoint/v3/contenttype/forms"/>
+  </ds:schemaRefs>
+</ds:datastoreItem>
+</file>
+
 <file path=customXml/itemProps4.xml><?xml version="1.0" encoding="utf-8"?>
-<ds:datastoreItem xmlns:ds="http://schemas.openxmlformats.org/officeDocument/2006/customXml" ds:itemID="{A0F02BDD-0925-4D4E-BA6A-DEBEC215D48D}">
+<ds:datastoreItem xmlns:ds="http://schemas.openxmlformats.org/officeDocument/2006/customXml" ds:itemID="{933641E5-EF6B-4353-A5F0-CD00306AC82D}">
   <ds:schemaRefs>
     <ds:schemaRef ds:uri="http://schemas.openxmlformats.org/officeDocument/2006/bibliography"/>
   </ds:schemaRefs>
